--- a/public/templates/declaracao_vinculo.docx
+++ b/public/templates/declaracao_vinculo.docx
@@ -70,7 +70,25 @@
           <w:szCs w:val="24"/>
           <w:lang w:val="pt-BR"/>
         </w:rPr>
-        <w:t>{nome_estudante}, portador do B.I nº {numero_BI}, emitido pelo arquivo de identificação civil da cidade da {cidade_emissaoBI} em {data_emissaoBI}, residente na cidade da {cidade_emissaoBI}, provincia de {provincia_emissaoBI}, estudante desta universidade no periodo {periodo_frequentado} na {faculdade_}, com registro acadêmico nº {codigo_estudante}, no curso de {curso_frequentado}, vem mui respeitosamente requerer a V.Excia se digne a autorizar a declaração de vinculo. Pelo que:</w:t>
+        <w:t>{nome_estudante}, portador do B.I nº {numero_BI}, emitido pelo arquivo de identificação civil da cidade da {cidade_emissaoBI} em {data_emissaoBI}, residente na cidade da {cidade_emissaoBI}, provincia de {provincia_emissaoBI}, estudante desta universidade no periodo {periodo_frequentado} na {faculdade_}, com registro acadêmico nº {codigo_estudante}, no curso de {curso_frequentado}, vem mui respeitosamente requerer a V.Excia se digne a autorizar a declaração de vinculo</w:t>
+      </w:r>
+      <w:r>
+        <w:rPr>
+          <w:rFonts w:ascii="Times New Roman" w:eastAsia="Times New Roman" w:hAnsi="Times New Roman" w:cs="Times New Roman"/>
+          <w:sz w:val="24"/>
+          <w:szCs w:val="24"/>
+          <w:lang w:val="pt-BR"/>
+        </w:rPr>
+        <w:t>, p</w:t>
+      </w:r>
+      <w:r>
+        <w:rPr>
+          <w:rFonts w:ascii="Times New Roman" w:eastAsia="Times New Roman" w:hAnsi="Times New Roman" w:cs="Times New Roman"/>
+          <w:sz w:val="24"/>
+          <w:szCs w:val="24"/>
+          <w:lang w:val="pt-BR"/>
+        </w:rPr>
+        <w:t>elo que:</w:t>
       </w:r>
     </w:p>
     <w:p>
@@ -361,6 +379,7 @@
           <w:bCs/>
           <w:sz w:val="24"/>
           <w:szCs w:val="24"/>
+          <w:lang w:val="pt-PT"/>
         </w:rPr>
       </w:pPr>
     </w:p>
@@ -1009,6 +1028,7 @@
   <w:style w:type="character" w:default="1" w:styleId="Tipodeletrapredefinidodopargrafo">
     <w:name w:val="Default Paragraph Font"/>
     <w:uiPriority w:val="1"/>
+    <w:semiHidden/>
     <w:unhideWhenUsed/>
   </w:style>
   <w:style w:type="table" w:default="1" w:styleId="Tabelanormal">

--- a/public/templates/declaracao_vinculo.docx
+++ b/public/templates/declaracao_vinculo.docx
@@ -68,52 +68,64 @@
           <w:rFonts w:ascii="Times New Roman" w:eastAsia="Times New Roman" w:hAnsi="Times New Roman" w:cs="Times New Roman"/>
           <w:sz w:val="24"/>
           <w:szCs w:val="24"/>
-          <w:lang w:val="pt-BR"/>
+          <w:lang w:val="pt-PT"/>
         </w:rPr>
-        <w:t>{nome_estudante}, portador do B.I nº {numero_BI}, emitido pelo arquivo de identificação civil da cidade da {cidade_emissaoBI} em {data_emissaoBI}, residente na cidade da {cidade_emissaoBI}, provincia de {provincia_emissaoBI}, estudante desta universidade no periodo {periodo_frequentado} na {faculdade_}, com registro acadêmico nº {codigo_estudante}, no curso de {curso_frequentado}, vem mui respeitosamente requerer a V.Excia se digne a autorizar a declaração de vinculo</w:t>
+        <w:t xml:space="preserve">{nome_estudante}, portador do B.I. nº {numero_BI} passado pelo arquivo de identificação Civil de {cidade_emissaoBI}, em {data_emissaoBI}, residente na cidade da {cidade_residencia}, Província de {provincia_residencia}, </w:t>
       </w:r>
       <w:r>
         <w:rPr>
           <w:rFonts w:ascii="Times New Roman" w:eastAsia="Times New Roman" w:hAnsi="Times New Roman" w:cs="Times New Roman"/>
           <w:sz w:val="24"/>
           <w:szCs w:val="24"/>
-          <w:lang w:val="pt-BR"/>
+          <w:lang w:val="pt-PT"/>
         </w:rPr>
-        <w:t>, p</w:t>
+        <w:t xml:space="preserve">de </w:t>
       </w:r>
       <w:r>
         <w:rPr>
           <w:rFonts w:ascii="Times New Roman" w:eastAsia="Times New Roman" w:hAnsi="Times New Roman" w:cs="Times New Roman"/>
           <w:sz w:val="24"/>
           <w:szCs w:val="24"/>
-          <w:lang w:val="pt-BR"/>
+          <w:lang w:val="pt-PT"/>
         </w:rPr>
-        <w:t>elo que:</w:t>
+        <w:t>N</w:t>
       </w:r>
-    </w:p>
-    <w:p>
-      <w:pPr>
-        <w:spacing w:line="360" w:lineRule="auto"/>
-        <w:jc w:val="both"/>
+      <w:r>
         <w:rPr>
-          <w:rFonts w:ascii="Times New Roman" w:hAnsi="Times New Roman" w:cs="Times New Roman"/>
+          <w:rFonts w:ascii="Times New Roman" w:eastAsia="Times New Roman" w:hAnsi="Times New Roman" w:cs="Times New Roman"/>
           <w:sz w:val="24"/>
           <w:szCs w:val="24"/>
           <w:lang w:val="pt-PT"/>
         </w:rPr>
-      </w:pPr>
-    </w:p>
-    <w:p>
-      <w:pPr>
-        <w:spacing w:line="360" w:lineRule="auto"/>
-        <w:jc w:val="both"/>
+        <w:t xml:space="preserve">acionalidade </w:t>
+      </w:r>
+      <w:r>
         <w:rPr>
-          <w:rFonts w:ascii="Times New Roman" w:hAnsi="Times New Roman" w:cs="Times New Roman"/>
+          <w:rFonts w:ascii="Times New Roman" w:eastAsia="Times New Roman" w:hAnsi="Times New Roman" w:cs="Times New Roman"/>
           <w:sz w:val="24"/>
           <w:szCs w:val="24"/>
           <w:lang w:val="pt-PT"/>
         </w:rPr>
-      </w:pPr>
+        <w:t>M</w:t>
+      </w:r>
+      <w:r>
+        <w:rPr>
+          <w:rFonts w:ascii="Times New Roman" w:eastAsia="Times New Roman" w:hAnsi="Times New Roman" w:cs="Times New Roman"/>
+          <w:sz w:val="24"/>
+          <w:szCs w:val="24"/>
+          <w:lang w:val="pt-PT"/>
+        </w:rPr>
+        <w:t>oçambicana</w:t>
+      </w:r>
+      <w:r>
+        <w:rPr>
+          <w:rFonts w:ascii="Times New Roman" w:eastAsia="Times New Roman" w:hAnsi="Times New Roman" w:cs="Times New Roman"/>
+          <w:sz w:val="24"/>
+          <w:szCs w:val="24"/>
+          <w:lang w:val="pt-PT"/>
+        </w:rPr>
+        <w:t>, estudante nesta Universidade no ano lectivo de {ano_lectivo}, no periodo {periodo_frequentado} na {faculdade_}, com o registo académico nr: {codigo_estudante}, no curso de {curso_frequentado} {ano_do_curso} ano, vem mui respeitosamente requerer a V. Excia se digne autorizar a emissão da declaração de vínculo, pelo que;</w:t>
+      </w:r>
     </w:p>
     <w:p>
       <w:pPr>
@@ -202,7 +214,34 @@
           <w:szCs w:val="24"/>
           <w:lang w:val="pt-BR"/>
         </w:rPr>
-        <w:t>Beira aos, {data_do_dia}</w:t>
+        <w:t>Beira,</w:t>
+      </w:r>
+      <w:r>
+        <w:rPr>
+          <w:rFonts w:ascii="Times New Roman" w:eastAsia="Times New Roman" w:hAnsi="Times New Roman" w:cs="Times New Roman"/>
+          <w:sz w:val="24"/>
+          <w:szCs w:val="24"/>
+          <w:lang w:val="pt-BR"/>
+        </w:rPr>
+        <w:t xml:space="preserve"> </w:t>
+      </w:r>
+      <w:r>
+        <w:rPr>
+          <w:rFonts w:ascii="Times New Roman" w:eastAsia="Times New Roman" w:hAnsi="Times New Roman" w:cs="Times New Roman"/>
+          <w:sz w:val="24"/>
+          <w:szCs w:val="24"/>
+          <w:lang w:val="pt-BR"/>
+        </w:rPr>
+        <w:t>aos</w:t>
+      </w:r>
+      <w:r>
+        <w:rPr>
+          <w:rFonts w:ascii="Times New Roman" w:eastAsia="Times New Roman" w:hAnsi="Times New Roman" w:cs="Times New Roman"/>
+          <w:sz w:val="24"/>
+          <w:szCs w:val="24"/>
+          <w:lang w:val="pt-BR"/>
+        </w:rPr>
+        <w:t xml:space="preserve"> {data_do_dia}</w:t>
       </w:r>
     </w:p>
     <w:p>
@@ -1028,7 +1067,6 @@
   <w:style w:type="character" w:default="1" w:styleId="Tipodeletrapredefinidodopargrafo">
     <w:name w:val="Default Paragraph Font"/>
     <w:uiPriority w:val="1"/>
-    <w:semiHidden/>
     <w:unhideWhenUsed/>
   </w:style>
   <w:style w:type="table" w:default="1" w:styleId="Tabelanormal">
